--- a/Base Application/Foundation/Reporting/ReportParts/HeaderFooterDesign/ExternalModernLogo.docx
+++ b/Base Application/Foundation/Reporting/ReportParts/HeaderFooterDesign/ExternalModernLogo.docx
@@ -198,7 +198,7 @@
     </w:tblGrid>
     <w:tr>
       <w:trPr>
-        <w:trHeight w:hRule="exact" w:val="360"/>
+        <w:trHeight w:val="360" w:hRule="exact"/>
       </w:trPr>
       <w:tc>
         <w:tcPr>
@@ -306,7 +306,7 @@
               <w:placeholder>
                 <w:docPart w:val="0C079E86EF914E879807338D7F3D2A2C"/>
               </w:placeholder>
-              <w:dataBinding w:prefixMappings="&lt;xmlns:ns0='urn:microsoft-dynamics-nav/reports/Tenant_Report_Defaults/2000000001/' " w:xpath="/ns0:NavWordReportXmlPart[1]/ns0:BCReportInformation[1]/ns0:CompanyMetadata[1]/ns0:CompanyHomePage[1]" w:storeItemID="{00000000-0000-0000-0000-000000000000}"/>
+              <w:dataBinding w:prefixMappings="xmlns:ns0='urn:microsoft-dynamics-nav/reports/Tenant_Report_Defaults/2000000001/' " w:xpath="/ns0:NavWordReportXmlPart[1]/ns0:BCReportInformation[1]/ns0:CompanyMetadata[1]/ns0:CompanyHomePage[1]" w:storeItemID="{CE73FA57-C24E-4B83-A13D-AED1F3380EC2}"/>
               <w15:color w:val="808080"/>
               <w:text/>
             </w:sdtPr>
@@ -333,7 +333,7 @@
               <w:placeholder>
                 <w:docPart w:val="34C8998494FB49199C350E7F6D18AFA2"/>
               </w:placeholder>
-              <w:dataBinding w:prefixMappings="&lt;xmlns:ns0='urn:microsoft-dynamics-nav/reports/Tenant_Report_Defaults/2000000001/' " w:xpath="/ns0:NavWordReportXmlPart[1]/ns0:BCReportInformation[1]/ns0:CompanyMetadata[1]/ns0:CompanyPhone[1]" w:storeItemID="{00000000-0000-0000-0000-000000000000}"/>
+              <w:dataBinding w:prefixMappings="xmlns:ns0='urn:microsoft-dynamics-nav/reports/Tenant_Report_Defaults/2000000001/' " w:xpath="/ns0:NavWordReportXmlPart[1]/ns0:BCReportInformation[1]/ns0:CompanyMetadata[1]/ns0:CompanyPhone[1]" w:storeItemID="{CE73FA57-C24E-4B83-A13D-AED1F3380EC2}"/>
               <w15:color w:val="808080"/>
               <w:text/>
             </w:sdtPr>
@@ -354,7 +354,7 @@
               <w:placeholder>
                 <w:docPart w:val="0C079E86EF914E879807338D7F3D2A2C"/>
               </w:placeholder>
-              <w:dataBinding w:prefixMappings="&lt;xmlns:ns0='urn:microsoft-dynamics-nav/reports/Tenant_Report_Defaults/2000000001/' " w:xpath="/ns0:NavWordReportXmlPart[1]/ns0:BCReportInformation[1]/ns0:CompanyMetadata[1]/ns0:CompanyPhone[1]" w:storeItemID="{00000000-0000-0000-0000-000000000000}"/>
+              <w:dataBinding w:prefixMappings="xmlns:ns0='urn:microsoft-dynamics-nav/reports/Tenant_Report_Defaults/2000000001/' " w:xpath="/ns0:NavWordReportXmlPart[1]/ns0:BCReportInformation[1]/ns0:CompanyMetadata[1]/ns0:CompanyPhone[1]" w:storeItemID="{CE73FA57-C24E-4B83-A13D-AED1F3380EC2}"/>
               <w15:color w:val="808080"/>
               <w:text/>
             </w:sdtPr>
@@ -375,7 +375,7 @@
               <w:placeholder>
                 <w:docPart w:val="0C079E86EF914E879807338D7F3D2A2C"/>
               </w:placeholder>
-              <w:dataBinding w:prefixMappings="&lt;xmlns:ns0='urn:microsoft-dynamics-nav/reports/Tenant_Report_Defaults/2000000001/' " w:xpath="/ns0:NavWordReportXmlPart[1]/ns0:BCReportInformation[1]/ns0:CompanyMetadata[1]/ns0:CompanyEmail[1]" w:storeItemID="{00000000-0000-0000-0000-000000000000}"/>
+              <w:dataBinding w:prefixMappings="xmlns:ns0='urn:microsoft-dynamics-nav/reports/Tenant_Report_Defaults/2000000001/' " w:xpath="/ns0:NavWordReportXmlPart[1]/ns0:BCReportInformation[1]/ns0:CompanyMetadata[1]/ns0:CompanyEmail[1]" w:storeItemID="{CE73FA57-C24E-4B83-A13D-AED1F3380EC2}"/>
               <w15:color w:val="808080"/>
               <w:text/>
             </w:sdtPr>
@@ -396,7 +396,7 @@
               <w:placeholder>
                 <w:docPart w:val="E3A3F4102CF64C3CA47BD93EC993D252"/>
               </w:placeholder>
-              <w:dataBinding w:prefixMappings="&lt;xmlns:ns0='urn:microsoft-dynamics-nav/reports/Tenant_Report_Defaults/2000000001/' " w:xpath="/ns0:NavWordReportXmlPart[1]/ns0:BCReportInformation[1]/ns0:CompanyMetadata[1]/ns0:CompanyFaxNoCaption[1]" w:storeItemID="{00000000-0000-0000-0000-000000000000}"/>
+              <w:dataBinding w:prefixMappings="xmlns:ns0='urn:microsoft-dynamics-nav/reports/Tenant_Report_Defaults/2000000001/' " w:xpath="/ns0:NavWordReportXmlPart[1]/ns0:BCReportInformation[1]/ns0:CompanyMetadata[1]/ns0:CompanyFaxNoCaption[1]" w:storeItemID="{CE73FA57-C24E-4B83-A13D-AED1F3380EC2}"/>
               <w15:color w:val="808080"/>
               <w:text/>
             </w:sdtPr>
@@ -450,7 +450,7 @@
     </w:tr>
     <w:tr>
       <w:trPr>
-        <w:trHeight w:hRule="exact" w:val="288"/>
+        <w:trHeight w:val="288" w:hRule="exact"/>
       </w:trPr>
       <w:tc>
         <w:tcPr>
@@ -484,7 +484,7 @@
               <w:placeholder>
                 <w:docPart w:val="A42CBF5AE9464B689288DFE427F62FA8"/>
               </w:placeholder>
-              <w:dataBinding w:prefixMappings="&lt;xmlns:ns0='urn:microsoft-dynamics-nav/reports/Tenant_Report_Defaults/2000000001/' " w:xpath="/ns0:NavWordReportXmlPart[1]/ns0:BCReportInformation[1]/ns0:CompanyMetadata[1]/ns0:CompanyBankName[1]" w:storeItemID="{00000000-0000-0000-0000-000000000000}"/>
+              <w:dataBinding w:prefixMappings="xmlns:ns0='urn:microsoft-dynamics-nav/reports/Tenant_Report_Defaults/2000000001/' " w:xpath="/ns0:NavWordReportXmlPart[1]/ns0:BCReportInformation[1]/ns0:CompanyMetadata[1]/ns0:CompanyBankName[1]" w:storeItemID="{CE73FA57-C24E-4B83-A13D-AED1F3380EC2}"/>
               <w15:color w:val="808080"/>
               <w:text/>
             </w:sdtPr>
@@ -511,7 +511,7 @@
               <w:placeholder>
                 <w:docPart w:val="968515CB93D04B14A888F6A077CADDD9"/>
               </w:placeholder>
-              <w:dataBinding w:prefixMappings="&lt;xmlns:ns0='urn:microsoft-dynamics-nav/reports/Tenant_Report_Defaults/2000000001/' " w:xpath="/ns0:NavWordReportXmlPart[1]/ns0:BCReportInformation[1]/ns0:CompanyMetadata[1]/ns0:CompanyBankBranchNo[1]" w:storeItemID="{00000000-0000-0000-0000-000000000000}"/>
+              <w:dataBinding w:prefixMappings="xmlns:ns0='urn:microsoft-dynamics-nav/reports/Tenant_Report_Defaults/2000000001/' " w:xpath="/ns0:NavWordReportXmlPart[1]/ns0:BCReportInformation[1]/ns0:CompanyMetadata[1]/ns0:CompanyBankBranchNo[1]" w:storeItemID="{CE73FA57-C24E-4B83-A13D-AED1F3380EC2}"/>
               <w15:color w:val="808080"/>
               <w:text/>
             </w:sdtPr>
@@ -532,7 +532,7 @@
               <w:placeholder>
                 <w:docPart w:val="A42CBF5AE9464B689288DFE427F62FA8"/>
               </w:placeholder>
-              <w:dataBinding w:prefixMappings="&lt;xmlns:ns0='urn:microsoft-dynamics-nav/reports/Tenant_Report_Defaults/2000000001/' " w:xpath="/ns0:NavWordReportXmlPart[1]/ns0:BCReportInformation[1]/ns0:CompanyMetadata[1]/ns0:CompanyBankAccountNo[1]" w:storeItemID="{00000000-0000-0000-0000-000000000000}"/>
+              <w:dataBinding w:prefixMappings="xmlns:ns0='urn:microsoft-dynamics-nav/reports/Tenant_Report_Defaults/2000000001/' " w:xpath="/ns0:NavWordReportXmlPart[1]/ns0:BCReportInformation[1]/ns0:CompanyMetadata[1]/ns0:CompanyBankAccountNo[1]" w:storeItemID="{CE73FA57-C24E-4B83-A13D-AED1F3380EC2}"/>
               <w15:color w:val="808080"/>
               <w:text/>
             </w:sdtPr>
@@ -553,7 +553,7 @@
               <w:placeholder>
                 <w:docPart w:val="ECF90FACCB2745458FEBAF05E723FAB3"/>
               </w:placeholder>
-              <w:dataBinding w:prefixMappings="&lt;xmlns:ns0='urn:microsoft-dynamics-nav/reports/Tenant_Report_Defaults/2000000001/' " w:xpath="/ns0:NavWordReportXmlPart[1]/ns0:BCReportInformation[1]/ns0:CompanyMetadata[1]/ns0:CompanyRegistrationNoCaption[1]" w:storeItemID="{00000000-0000-0000-0000-000000000000}"/>
+              <w:dataBinding w:prefixMappings="xmlns:ns0='urn:microsoft-dynamics-nav/reports/Tenant_Report_Defaults/2000000001/' " w:xpath="/ns0:NavWordReportXmlPart[1]/ns0:BCReportInformation[1]/ns0:CompanyMetadata[1]/ns0:CompanyRegistrationNoCaption[1]" w:storeItemID="{CE73FA57-C24E-4B83-A13D-AED1F3380EC2}"/>
               <w15:color w:val="808080"/>
               <w:text/>
             </w:sdtPr>
@@ -574,7 +574,7 @@
               <w:placeholder>
                 <w:docPart w:val="A42CBF5AE9464B689288DFE427F62FA8"/>
               </w:placeholder>
-              <w:dataBinding w:prefixMappings="&lt;xmlns:ns0='urn:microsoft-dynamics-nav/reports/Tenant_Report_Defaults/2000000001/' " w:xpath="/ns0:NavWordReportXmlPart[1]/ns0:BCReportInformation[1]/ns0:CompanyMetadata[1]/ns0:CompanyRegistrationNo[1]" w:storeItemID="{00000000-0000-0000-0000-000000000000}"/>
+              <w:dataBinding w:prefixMappings="xmlns:ns0='urn:microsoft-dynamics-nav/reports/Tenant_Report_Defaults/2000000001/' " w:xpath="/ns0:NavWordReportXmlPart[1]/ns0:BCReportInformation[1]/ns0:CompanyMetadata[1]/ns0:CompanyRegistrationNo[1]" w:storeItemID="{CE73FA57-C24E-4B83-A13D-AED1F3380EC2}"/>
               <w15:color w:val="808080"/>
               <w:text/>
             </w:sdtPr>
@@ -598,7 +598,7 @@
               <w:placeholder>
                 <w:docPart w:val="27087F6FEDD94D80B57228D295072880"/>
               </w:placeholder>
-              <w:dataBinding w:prefixMappings="&lt;xmlns:ns0='urn:microsoft-dynamics-nav/reports/Tenant_Report_Defaults/2000000001/' " w:xpath="/ns0:NavWordReportXmlPart[1]/ns0:BCReportInformation[1]/ns0:CompanyMetadata[1]/ns0:CompanyGiroNoCaption[1]" w:storeItemID="{00000000-0000-0000-0000-000000000000}"/>
+              <w:dataBinding w:prefixMappings="xmlns:ns0='urn:microsoft-dynamics-nav/reports/Tenant_Report_Defaults/2000000001/' " w:xpath="/ns0:NavWordReportXmlPart[1]/ns0:BCReportInformation[1]/ns0:CompanyMetadata[1]/ns0:CompanyGiroNoCaption[1]" w:storeItemID="{CE73FA57-C24E-4B83-A13D-AED1F3380EC2}"/>
               <w15:color w:val="808080"/>
               <w:text/>
             </w:sdtPr>
@@ -622,7 +622,7 @@
               <w:placeholder>
                 <w:docPart w:val="A42CBF5AE9464B689288DFE427F62FA8"/>
               </w:placeholder>
-              <w:dataBinding w:prefixMappings="&lt;xmlns:ns0='urn:microsoft-dynamics-nav/reports/Tenant_Report_Defaults/2000000001/' " w:xpath="/ns0:NavWordReportXmlPart[1]/ns0:BCReportInformation[1]/ns0:CompanyMetadata[1]/ns0:CompanyGiroNo[1]" w:storeItemID="{00000000-0000-0000-0000-000000000000}"/>
+              <w:dataBinding w:prefixMappings="xmlns:ns0='urn:microsoft-dynamics-nav/reports/Tenant_Report_Defaults/2000000001/' " w:xpath="/ns0:NavWordReportXmlPart[1]/ns0:BCReportInformation[1]/ns0:CompanyMetadata[1]/ns0:CompanyGiroNo[1]" w:storeItemID="{CE73FA57-C24E-4B83-A13D-AED1F3380EC2}"/>
               <w15:color w:val="808080"/>
               <w:text/>
             </w:sdtPr>
@@ -695,7 +695,7 @@
             <w:placeholder>
               <w:docPart w:val="85734CD6EE1A4449AEF84D8311407282"/>
             </w:placeholder>
-            <w:dataBinding w:prefixMappings="&lt;xmlns:ns0='urn:microsoft-dynamics-nav/reports/Tenant_Report_Defaults/2000000001/' " w:xpath="/ns0:NavWordReportXmlPart[1]/ns0:BCReportInformation[1]/ns0:ReportMetadata[1]/ns0:ReportCaption[1]" w:storeItemID="{00000000-0000-0000-0000-000000000000}"/>
+            <w:dataBinding w:prefixMappings="xmlns:ns0='urn:microsoft-dynamics-nav/reports/Tenant_Report_Defaults/2000000001/' " w:xpath="/ns0:NavWordReportXmlPart[1]/ns0:BCReportInformation[1]/ns0:ReportMetadata[1]/ns0:ReportCaption[1]" w:storeItemID="{CE73FA57-C24E-4B83-A13D-AED1F3380EC2}"/>
             <w15:color w:val="808080"/>
             <w:text/>
           </w:sdtPr>
@@ -730,7 +730,7 @@
               <w:placeholder>
                 <w:docPart w:val="DefaultPlaceholder_-1854013440"/>
               </w:placeholder>
-              <w:dataBinding w:prefixMappings="&lt;xmlns:ns0='urn:microsoft-dynamics-nav/reports/Tenant_Report_Defaults/2000000001/' " w:xpath="/ns0:NavWordReportXmlPart[1]/ns0:BCReportInformation[1]/ns0:ReportRequest[1]/ns0:CompanyName[1]" w:storeItemID="{00000000-0000-0000-0000-000000000000}"/>
+              <w:dataBinding w:prefixMappings="xmlns:ns0='urn:microsoft-dynamics-nav/reports/Tenant_Report_Defaults/2000000001/' " w:xpath="/ns0:NavWordReportXmlPart[1]/ns0:BCReportInformation[1]/ns0:ReportRequest[1]/ns0:CompanyName[1]" w:storeItemID="{CE73FA57-C24E-4B83-A13D-AED1F3380EC2}"/>
               <w15:color w:val="808080"/>
               <w:text/>
             </w:sdtPr>
@@ -771,7 +771,7 @@
 </file>
 
 <file path=word/header2.xml><?xml version="1.0" encoding="utf-8"?>
-<w:hdr xmlns:wpc="http://schemas.microsoft.com/office/word/2010/wordprocessingCanvas" xmlns:cx="http://schemas.microsoft.com/office/drawing/2014/chartex" xmlns:cx1="http://schemas.microsoft.com/office/drawing/2015/9/8/chartex" xmlns:cx2="http://schemas.microsoft.com/office/drawing/2015/10/21/chartex" xmlns:cx3="http://schemas.microsoft.com/office/drawing/2016/5/9/chartex" xmlns:cx4="http://schemas.microsoft.com/office/drawing/2016/5/10/chartex" xmlns:cx5="http://schemas.microsoft.com/office/drawing/2016/5/11/chartex" xmlns:cx6="http://schemas.microsoft.com/office/drawing/2016/5/12/chartex" xmlns:cx7="http://schemas.microsoft.com/office/drawing/2016/5/13/chartex" xmlns:cx8="http://schemas.microsoft.com/office/drawing/2016/5/14/chartex" xmlns:mc="http://schemas.openxmlformats.org/markup-compatibility/2006" xmlns:aink="http://schemas.microsoft.com/office/drawing/2016/ink" xmlns:am3d="http://schemas.microsoft.com/office/drawing/2017/model3d" xmlns:o="urn:schemas-microsoft-com:office:office" xmlns:oel="http://schemas.microsoft.com/office/2019/extlst" xmlns:r="http://schemas.openxmlformats.org/officeDocument/2006/relationships" xmlns:m="http://schemas.openxmlformats.org/officeDocument/2006/math" xmlns:v="urn:schemas-microsoft-com:vml" xmlns:wp14="http://schemas.microsoft.com/office/word/2010/wordprocessingDrawing" xmlns:wp="http://schemas.openxmlformats.org/drawingml/2006/wordprocessingDrawing" xmlns:w10="urn:schemas-microsoft-com:office:word" xmlns:w="http://schemas.openxmlformats.org/wordprocessingml/2006/main" xmlns:w14="http://schemas.microsoft.com/office/word/2010/wordml" xmlns:w15="http://schemas.microsoft.com/office/word/2012/wordml" xmlns:w16cex="http://schemas.microsoft.com/office/word/2018/wordml/cex" xmlns:w16cid="http://schemas.microsoft.com/office/word/2016/wordml/cid" xmlns:w16="http://schemas.microsoft.com/office/word/2018/wordml" xmlns:w16du="http://schemas.microsoft.com/office/word/2023/wordml/word16du" xmlns:w16sdtdh="http://schemas.microsoft.com/office/word/2020/wordml/sdtdatahash" xmlns:w16sdtfl="http://schemas.microsoft.com/office/word/2024/wordml/sdtformatlock" xmlns:w16se="http://schemas.microsoft.com/office/word/2015/wordml/symex" xmlns:wpg="http://schemas.microsoft.com/office/word/2010/wordprocessingGroup" xmlns:wpi="http://schemas.microsoft.com/office/word/2010/wordprocessingInk" xmlns:wne="http://schemas.microsoft.com/office/word/2006/wordml" xmlns:wps="http://schemas.microsoft.com/office/word/2010/wordprocessingShape" mc:Ignorable="w14 w15 w16se w16cid w16 w16cex w16sdtdh w16sdtfl w16du wp14">
+<w:hdr xmlns:a="http://schemas.openxmlformats.org/drawingml/2006/main" xmlns:pic="http://schemas.openxmlformats.org/drawingml/2006/picture" xmlns:a14="http://schemas.microsoft.com/office/drawing/2010/main" xmlns:wpc="http://schemas.microsoft.com/office/word/2010/wordprocessingCanvas" xmlns:cx="http://schemas.microsoft.com/office/drawing/2014/chartex" xmlns:cx1="http://schemas.microsoft.com/office/drawing/2015/9/8/chartex" xmlns:cx2="http://schemas.microsoft.com/office/drawing/2015/10/21/chartex" xmlns:cx3="http://schemas.microsoft.com/office/drawing/2016/5/9/chartex" xmlns:cx4="http://schemas.microsoft.com/office/drawing/2016/5/10/chartex" xmlns:cx5="http://schemas.microsoft.com/office/drawing/2016/5/11/chartex" xmlns:cx6="http://schemas.microsoft.com/office/drawing/2016/5/12/chartex" xmlns:cx7="http://schemas.microsoft.com/office/drawing/2016/5/13/chartex" xmlns:cx8="http://schemas.microsoft.com/office/drawing/2016/5/14/chartex" xmlns:mc="http://schemas.openxmlformats.org/markup-compatibility/2006" xmlns:aink="http://schemas.microsoft.com/office/drawing/2016/ink" xmlns:am3d="http://schemas.microsoft.com/office/drawing/2017/model3d" xmlns:o="urn:schemas-microsoft-com:office:office" xmlns:oel="http://schemas.microsoft.com/office/2019/extlst" xmlns:r="http://schemas.openxmlformats.org/officeDocument/2006/relationships" xmlns:m="http://schemas.openxmlformats.org/officeDocument/2006/math" xmlns:v="urn:schemas-microsoft-com:vml" xmlns:wp14="http://schemas.microsoft.com/office/word/2010/wordprocessingDrawing" xmlns:wp="http://schemas.openxmlformats.org/drawingml/2006/wordprocessingDrawing" xmlns:w10="urn:schemas-microsoft-com:office:word" xmlns:w="http://schemas.openxmlformats.org/wordprocessingml/2006/main" xmlns:w14="http://schemas.microsoft.com/office/word/2010/wordml" xmlns:w15="http://schemas.microsoft.com/office/word/2012/wordml" xmlns:w16cex="http://schemas.microsoft.com/office/word/2018/wordml/cex" xmlns:w16cid="http://schemas.microsoft.com/office/word/2016/wordml/cid" xmlns:w16="http://schemas.microsoft.com/office/word/2018/wordml" xmlns:w16du="http://schemas.microsoft.com/office/word/2023/wordml/word16du" xmlns:w16sdtdh="http://schemas.microsoft.com/office/word/2020/wordml/sdtdatahash" xmlns:w16sdtfl="http://schemas.microsoft.com/office/word/2024/wordml/sdtformatlock" xmlns:w16se="http://schemas.microsoft.com/office/word/2015/wordml/symex" xmlns:wpg="http://schemas.microsoft.com/office/word/2010/wordprocessingGroup" xmlns:wpi="http://schemas.microsoft.com/office/word/2010/wordprocessingInk" xmlns:wne="http://schemas.microsoft.com/office/word/2006/wordml" xmlns:wps="http://schemas.microsoft.com/office/word/2010/wordprocessingShape" mc:Ignorable="w14 w15 w16se w16cid w16 w16cex w16sdtdh w16sdtfl w16du wp14">
   <w:tbl>
     <w:tblPr>
       <w:tblStyle w:val="BCBlockTable"/>
@@ -798,7 +798,7 @@
             <w:placeholder>
               <w:docPart w:val="DefaultPlaceholder_-1854013440"/>
             </w:placeholder>
-            <w:dataBinding w:prefixMappings="&lt;xmlns:ns0='urn:microsoft-dynamics-nav/reports/Tenant_Report_Defaults/2000000001/' " w:xpath="/ns0:NavWordReportXmlPart[1]/ns0:BCReportInformation[1]/ns0:ReportMetadata[1]/ns0:ReportCaption[1]" w:storeItemID="{00000000-0000-0000-0000-000000000000}"/>
+            <w:dataBinding w:prefixMappings="xmlns:ns0='urn:microsoft-dynamics-nav/reports/Tenant_Report_Defaults/2000000001/' " w:xpath="/ns0:NavWordReportXmlPart[1]/ns0:BCReportInformation[1]/ns0:ReportMetadata[1]/ns0:ReportCaption[1]" w:storeItemID="{CE73FA57-C24E-4B83-A13D-AED1F3380EC2}"/>
             <w15:color w:val="808080"/>
             <w:text/>
           </w:sdtPr>
@@ -840,7 +840,7 @@
               <w:tag w:val="#BC:InsertDataItem,BCReportInformation/CompanyMetadata/CompanyLogo"/>
               <w:id w:val="1096138144"/>
               <w:showingPlcHdr/>
-              <w:dataBinding w:prefixMappings="&lt;xmlns:ns0='urn:microsoft-dynamics-nav/reports/Tenant_Report_Defaults/2000000001/' " w:xpath="/ns0:NavWordReportXmlPart[1]/ns0:BCReportInformation[1]/ns0:CompanyMetadata[1]/ns0:CompanyLogo[1]" w:storeItemID="{00000000-0000-0000-0000-000000000000}"/>
+              <w:dataBinding w:prefixMappings="xmlns:ns0='urn:microsoft-dynamics-nav/reports/Tenant_Report_Defaults/2000000001/' " w:xpath="/ns0:NavWordReportXmlPart[1]/ns0:BCReportInformation[1]/ns0:CompanyMetadata[1]/ns0:CompanyLogo[1]" w:storeItemID="{CE73FA57-C24E-4B83-A13D-AED1F3380EC2}"/>
               <w:picture/>
             </w:sdtPr>
             <w:sdtContent>

--- a/Base Application/Foundation/Reporting/ReportParts/HeaderFooterDesign/ExternalModernLogo.docx
+++ b/Base Application/Foundation/Reporting/ReportParts/HeaderFooterDesign/ExternalModernLogo.docx
@@ -198,7 +198,7 @@
     </w:tblGrid>
     <w:tr>
       <w:trPr>
-        <w:trHeight w:val="360" w:hRule="exact"/>
+        <w:trHeight w:hRule="exact" w:val="360"/>
       </w:trPr>
       <w:tc>
         <w:tcPr>
@@ -306,7 +306,7 @@
               <w:placeholder>
                 <w:docPart w:val="0C079E86EF914E879807338D7F3D2A2C"/>
               </w:placeholder>
-              <w:dataBinding w:prefixMappings="xmlns:ns0='urn:microsoft-dynamics-nav/reports/Tenant_Report_Defaults/2000000001/' " w:xpath="/ns0:NavWordReportXmlPart[1]/ns0:BCReportInformation[1]/ns0:CompanyMetadata[1]/ns0:CompanyHomePage[1]" w:storeItemID="{CE73FA57-C24E-4B83-A13D-AED1F3380EC2}"/>
+              <w:dataBinding w:prefixMappings="&lt;xmlns:ns0='urn:microsoft-dynamics-nav/reports/Tenant_Report_Defaults/2000000001/' " w:xpath="/ns0:NavWordReportXmlPart[1]/ns0:BCReportInformation[1]/ns0:CompanyMetadata[1]/ns0:CompanyHomePage[1]" w:storeItemID="{00000000-0000-0000-0000-000000000000}"/>
               <w15:color w:val="808080"/>
               <w:text/>
             </w:sdtPr>
@@ -333,7 +333,7 @@
               <w:placeholder>
                 <w:docPart w:val="34C8998494FB49199C350E7F6D18AFA2"/>
               </w:placeholder>
-              <w:dataBinding w:prefixMappings="xmlns:ns0='urn:microsoft-dynamics-nav/reports/Tenant_Report_Defaults/2000000001/' " w:xpath="/ns0:NavWordReportXmlPart[1]/ns0:BCReportInformation[1]/ns0:CompanyMetadata[1]/ns0:CompanyPhone[1]" w:storeItemID="{CE73FA57-C24E-4B83-A13D-AED1F3380EC2}"/>
+              <w:dataBinding w:prefixMappings="&lt;xmlns:ns0='urn:microsoft-dynamics-nav/reports/Tenant_Report_Defaults/2000000001/' " w:xpath="/ns0:NavWordReportXmlPart[1]/ns0:BCReportInformation[1]/ns0:CompanyMetadata[1]/ns0:CompanyPhone[1]" w:storeItemID="{00000000-0000-0000-0000-000000000000}"/>
               <w15:color w:val="808080"/>
               <w:text/>
             </w:sdtPr>
@@ -354,7 +354,7 @@
               <w:placeholder>
                 <w:docPart w:val="0C079E86EF914E879807338D7F3D2A2C"/>
               </w:placeholder>
-              <w:dataBinding w:prefixMappings="xmlns:ns0='urn:microsoft-dynamics-nav/reports/Tenant_Report_Defaults/2000000001/' " w:xpath="/ns0:NavWordReportXmlPart[1]/ns0:BCReportInformation[1]/ns0:CompanyMetadata[1]/ns0:CompanyPhone[1]" w:storeItemID="{CE73FA57-C24E-4B83-A13D-AED1F3380EC2}"/>
+              <w:dataBinding w:prefixMappings="&lt;xmlns:ns0='urn:microsoft-dynamics-nav/reports/Tenant_Report_Defaults/2000000001/' " w:xpath="/ns0:NavWordReportXmlPart[1]/ns0:BCReportInformation[1]/ns0:CompanyMetadata[1]/ns0:CompanyPhone[1]" w:storeItemID="{00000000-0000-0000-0000-000000000000}"/>
               <w15:color w:val="808080"/>
               <w:text/>
             </w:sdtPr>
@@ -375,7 +375,7 @@
               <w:placeholder>
                 <w:docPart w:val="0C079E86EF914E879807338D7F3D2A2C"/>
               </w:placeholder>
-              <w:dataBinding w:prefixMappings="xmlns:ns0='urn:microsoft-dynamics-nav/reports/Tenant_Report_Defaults/2000000001/' " w:xpath="/ns0:NavWordReportXmlPart[1]/ns0:BCReportInformation[1]/ns0:CompanyMetadata[1]/ns0:CompanyEmail[1]" w:storeItemID="{CE73FA57-C24E-4B83-A13D-AED1F3380EC2}"/>
+              <w:dataBinding w:prefixMappings="&lt;xmlns:ns0='urn:microsoft-dynamics-nav/reports/Tenant_Report_Defaults/2000000001/' " w:xpath="/ns0:NavWordReportXmlPart[1]/ns0:BCReportInformation[1]/ns0:CompanyMetadata[1]/ns0:CompanyEmail[1]" w:storeItemID="{00000000-0000-0000-0000-000000000000}"/>
               <w15:color w:val="808080"/>
               <w:text/>
             </w:sdtPr>
@@ -396,7 +396,7 @@
               <w:placeholder>
                 <w:docPart w:val="E3A3F4102CF64C3CA47BD93EC993D252"/>
               </w:placeholder>
-              <w:dataBinding w:prefixMappings="xmlns:ns0='urn:microsoft-dynamics-nav/reports/Tenant_Report_Defaults/2000000001/' " w:xpath="/ns0:NavWordReportXmlPart[1]/ns0:BCReportInformation[1]/ns0:CompanyMetadata[1]/ns0:CompanyFaxNoCaption[1]" w:storeItemID="{CE73FA57-C24E-4B83-A13D-AED1F3380EC2}"/>
+              <w:dataBinding w:prefixMappings="&lt;xmlns:ns0='urn:microsoft-dynamics-nav/reports/Tenant_Report_Defaults/2000000001/' " w:xpath="/ns0:NavWordReportXmlPart[1]/ns0:BCReportInformation[1]/ns0:CompanyMetadata[1]/ns0:CompanyFaxNoCaption[1]" w:storeItemID="{00000000-0000-0000-0000-000000000000}"/>
               <w15:color w:val="808080"/>
               <w:text/>
             </w:sdtPr>
@@ -450,7 +450,7 @@
     </w:tr>
     <w:tr>
       <w:trPr>
-        <w:trHeight w:val="288" w:hRule="exact"/>
+        <w:trHeight w:hRule="exact" w:val="288"/>
       </w:trPr>
       <w:tc>
         <w:tcPr>
@@ -484,7 +484,7 @@
               <w:placeholder>
                 <w:docPart w:val="A42CBF5AE9464B689288DFE427F62FA8"/>
               </w:placeholder>
-              <w:dataBinding w:prefixMappings="xmlns:ns0='urn:microsoft-dynamics-nav/reports/Tenant_Report_Defaults/2000000001/' " w:xpath="/ns0:NavWordReportXmlPart[1]/ns0:BCReportInformation[1]/ns0:CompanyMetadata[1]/ns0:CompanyBankName[1]" w:storeItemID="{CE73FA57-C24E-4B83-A13D-AED1F3380EC2}"/>
+              <w:dataBinding w:prefixMappings="&lt;xmlns:ns0='urn:microsoft-dynamics-nav/reports/Tenant_Report_Defaults/2000000001/' " w:xpath="/ns0:NavWordReportXmlPart[1]/ns0:BCReportInformation[1]/ns0:CompanyMetadata[1]/ns0:CompanyBankName[1]" w:storeItemID="{00000000-0000-0000-0000-000000000000}"/>
               <w15:color w:val="808080"/>
               <w:text/>
             </w:sdtPr>
@@ -511,7 +511,7 @@
               <w:placeholder>
                 <w:docPart w:val="968515CB93D04B14A888F6A077CADDD9"/>
               </w:placeholder>
-              <w:dataBinding w:prefixMappings="xmlns:ns0='urn:microsoft-dynamics-nav/reports/Tenant_Report_Defaults/2000000001/' " w:xpath="/ns0:NavWordReportXmlPart[1]/ns0:BCReportInformation[1]/ns0:CompanyMetadata[1]/ns0:CompanyBankBranchNo[1]" w:storeItemID="{CE73FA57-C24E-4B83-A13D-AED1F3380EC2}"/>
+              <w:dataBinding w:prefixMappings="&lt;xmlns:ns0='urn:microsoft-dynamics-nav/reports/Tenant_Report_Defaults/2000000001/' " w:xpath="/ns0:NavWordReportXmlPart[1]/ns0:BCReportInformation[1]/ns0:CompanyMetadata[1]/ns0:CompanyBankBranchNo[1]" w:storeItemID="{00000000-0000-0000-0000-000000000000}"/>
               <w15:color w:val="808080"/>
               <w:text/>
             </w:sdtPr>
@@ -532,7 +532,7 @@
               <w:placeholder>
                 <w:docPart w:val="A42CBF5AE9464B689288DFE427F62FA8"/>
               </w:placeholder>
-              <w:dataBinding w:prefixMappings="xmlns:ns0='urn:microsoft-dynamics-nav/reports/Tenant_Report_Defaults/2000000001/' " w:xpath="/ns0:NavWordReportXmlPart[1]/ns0:BCReportInformation[1]/ns0:CompanyMetadata[1]/ns0:CompanyBankAccountNo[1]" w:storeItemID="{CE73FA57-C24E-4B83-A13D-AED1F3380EC2}"/>
+              <w:dataBinding w:prefixMappings="&lt;xmlns:ns0='urn:microsoft-dynamics-nav/reports/Tenant_Report_Defaults/2000000001/' " w:xpath="/ns0:NavWordReportXmlPart[1]/ns0:BCReportInformation[1]/ns0:CompanyMetadata[1]/ns0:CompanyBankAccountNo[1]" w:storeItemID="{00000000-0000-0000-0000-000000000000}"/>
               <w15:color w:val="808080"/>
               <w:text/>
             </w:sdtPr>
@@ -553,7 +553,7 @@
               <w:placeholder>
                 <w:docPart w:val="ECF90FACCB2745458FEBAF05E723FAB3"/>
               </w:placeholder>
-              <w:dataBinding w:prefixMappings="xmlns:ns0='urn:microsoft-dynamics-nav/reports/Tenant_Report_Defaults/2000000001/' " w:xpath="/ns0:NavWordReportXmlPart[1]/ns0:BCReportInformation[1]/ns0:CompanyMetadata[1]/ns0:CompanyRegistrationNoCaption[1]" w:storeItemID="{CE73FA57-C24E-4B83-A13D-AED1F3380EC2}"/>
+              <w:dataBinding w:prefixMappings="&lt;xmlns:ns0='urn:microsoft-dynamics-nav/reports/Tenant_Report_Defaults/2000000001/' " w:xpath="/ns0:NavWordReportXmlPart[1]/ns0:BCReportInformation[1]/ns0:CompanyMetadata[1]/ns0:CompanyRegistrationNoCaption[1]" w:storeItemID="{00000000-0000-0000-0000-000000000000}"/>
               <w15:color w:val="808080"/>
               <w:text/>
             </w:sdtPr>
@@ -574,7 +574,7 @@
               <w:placeholder>
                 <w:docPart w:val="A42CBF5AE9464B689288DFE427F62FA8"/>
               </w:placeholder>
-              <w:dataBinding w:prefixMappings="xmlns:ns0='urn:microsoft-dynamics-nav/reports/Tenant_Report_Defaults/2000000001/' " w:xpath="/ns0:NavWordReportXmlPart[1]/ns0:BCReportInformation[1]/ns0:CompanyMetadata[1]/ns0:CompanyRegistrationNo[1]" w:storeItemID="{CE73FA57-C24E-4B83-A13D-AED1F3380EC2}"/>
+              <w:dataBinding w:prefixMappings="&lt;xmlns:ns0='urn:microsoft-dynamics-nav/reports/Tenant_Report_Defaults/2000000001/' " w:xpath="/ns0:NavWordReportXmlPart[1]/ns0:BCReportInformation[1]/ns0:CompanyMetadata[1]/ns0:CompanyRegistrationNo[1]" w:storeItemID="{00000000-0000-0000-0000-000000000000}"/>
               <w15:color w:val="808080"/>
               <w:text/>
             </w:sdtPr>
@@ -598,7 +598,7 @@
               <w:placeholder>
                 <w:docPart w:val="27087F6FEDD94D80B57228D295072880"/>
               </w:placeholder>
-              <w:dataBinding w:prefixMappings="xmlns:ns0='urn:microsoft-dynamics-nav/reports/Tenant_Report_Defaults/2000000001/' " w:xpath="/ns0:NavWordReportXmlPart[1]/ns0:BCReportInformation[1]/ns0:CompanyMetadata[1]/ns0:CompanyGiroNoCaption[1]" w:storeItemID="{CE73FA57-C24E-4B83-A13D-AED1F3380EC2}"/>
+              <w:dataBinding w:prefixMappings="&lt;xmlns:ns0='urn:microsoft-dynamics-nav/reports/Tenant_Report_Defaults/2000000001/' " w:xpath="/ns0:NavWordReportXmlPart[1]/ns0:BCReportInformation[1]/ns0:CompanyMetadata[1]/ns0:CompanyGiroNoCaption[1]" w:storeItemID="{00000000-0000-0000-0000-000000000000}"/>
               <w15:color w:val="808080"/>
               <w:text/>
             </w:sdtPr>
@@ -622,7 +622,7 @@
               <w:placeholder>
                 <w:docPart w:val="A42CBF5AE9464B689288DFE427F62FA8"/>
               </w:placeholder>
-              <w:dataBinding w:prefixMappings="xmlns:ns0='urn:microsoft-dynamics-nav/reports/Tenant_Report_Defaults/2000000001/' " w:xpath="/ns0:NavWordReportXmlPart[1]/ns0:BCReportInformation[1]/ns0:CompanyMetadata[1]/ns0:CompanyGiroNo[1]" w:storeItemID="{CE73FA57-C24E-4B83-A13D-AED1F3380EC2}"/>
+              <w:dataBinding w:prefixMappings="&lt;xmlns:ns0='urn:microsoft-dynamics-nav/reports/Tenant_Report_Defaults/2000000001/' " w:xpath="/ns0:NavWordReportXmlPart[1]/ns0:BCReportInformation[1]/ns0:CompanyMetadata[1]/ns0:CompanyGiroNo[1]" w:storeItemID="{00000000-0000-0000-0000-000000000000}"/>
               <w15:color w:val="808080"/>
               <w:text/>
             </w:sdtPr>
@@ -695,7 +695,7 @@
             <w:placeholder>
               <w:docPart w:val="85734CD6EE1A4449AEF84D8311407282"/>
             </w:placeholder>
-            <w:dataBinding w:prefixMappings="xmlns:ns0='urn:microsoft-dynamics-nav/reports/Tenant_Report_Defaults/2000000001/' " w:xpath="/ns0:NavWordReportXmlPart[1]/ns0:BCReportInformation[1]/ns0:ReportMetadata[1]/ns0:ReportCaption[1]" w:storeItemID="{CE73FA57-C24E-4B83-A13D-AED1F3380EC2}"/>
+            <w:dataBinding w:prefixMappings="&lt;xmlns:ns0='urn:microsoft-dynamics-nav/reports/Tenant_Report_Defaults/2000000001/' " w:xpath="/ns0:NavWordReportXmlPart[1]/ns0:BCReportInformation[1]/ns0:ReportMetadata[1]/ns0:ReportCaption[1]" w:storeItemID="{00000000-0000-0000-0000-000000000000}"/>
             <w15:color w:val="808080"/>
             <w:text/>
           </w:sdtPr>
@@ -730,7 +730,7 @@
               <w:placeholder>
                 <w:docPart w:val="DefaultPlaceholder_-1854013440"/>
               </w:placeholder>
-              <w:dataBinding w:prefixMappings="xmlns:ns0='urn:microsoft-dynamics-nav/reports/Tenant_Report_Defaults/2000000001/' " w:xpath="/ns0:NavWordReportXmlPart[1]/ns0:BCReportInformation[1]/ns0:ReportRequest[1]/ns0:CompanyName[1]" w:storeItemID="{CE73FA57-C24E-4B83-A13D-AED1F3380EC2}"/>
+              <w:dataBinding w:prefixMappings="&lt;xmlns:ns0='urn:microsoft-dynamics-nav/reports/Tenant_Report_Defaults/2000000001/' " w:xpath="/ns0:NavWordReportXmlPart[1]/ns0:BCReportInformation[1]/ns0:ReportRequest[1]/ns0:CompanyName[1]" w:storeItemID="{00000000-0000-0000-0000-000000000000}"/>
               <w15:color w:val="808080"/>
               <w:text/>
             </w:sdtPr>
@@ -771,7 +771,7 @@
 </file>
 
 <file path=word/header2.xml><?xml version="1.0" encoding="utf-8"?>
-<w:hdr xmlns:a="http://schemas.openxmlformats.org/drawingml/2006/main" xmlns:pic="http://schemas.openxmlformats.org/drawingml/2006/picture" xmlns:a14="http://schemas.microsoft.com/office/drawing/2010/main" xmlns:wpc="http://schemas.microsoft.com/office/word/2010/wordprocessingCanvas" xmlns:cx="http://schemas.microsoft.com/office/drawing/2014/chartex" xmlns:cx1="http://schemas.microsoft.com/office/drawing/2015/9/8/chartex" xmlns:cx2="http://schemas.microsoft.com/office/drawing/2015/10/21/chartex" xmlns:cx3="http://schemas.microsoft.com/office/drawing/2016/5/9/chartex" xmlns:cx4="http://schemas.microsoft.com/office/drawing/2016/5/10/chartex" xmlns:cx5="http://schemas.microsoft.com/office/drawing/2016/5/11/chartex" xmlns:cx6="http://schemas.microsoft.com/office/drawing/2016/5/12/chartex" xmlns:cx7="http://schemas.microsoft.com/office/drawing/2016/5/13/chartex" xmlns:cx8="http://schemas.microsoft.com/office/drawing/2016/5/14/chartex" xmlns:mc="http://schemas.openxmlformats.org/markup-compatibility/2006" xmlns:aink="http://schemas.microsoft.com/office/drawing/2016/ink" xmlns:am3d="http://schemas.microsoft.com/office/drawing/2017/model3d" xmlns:o="urn:schemas-microsoft-com:office:office" xmlns:oel="http://schemas.microsoft.com/office/2019/extlst" xmlns:r="http://schemas.openxmlformats.org/officeDocument/2006/relationships" xmlns:m="http://schemas.openxmlformats.org/officeDocument/2006/math" xmlns:v="urn:schemas-microsoft-com:vml" xmlns:wp14="http://schemas.microsoft.com/office/word/2010/wordprocessingDrawing" xmlns:wp="http://schemas.openxmlformats.org/drawingml/2006/wordprocessingDrawing" xmlns:w10="urn:schemas-microsoft-com:office:word" xmlns:w="http://schemas.openxmlformats.org/wordprocessingml/2006/main" xmlns:w14="http://schemas.microsoft.com/office/word/2010/wordml" xmlns:w15="http://schemas.microsoft.com/office/word/2012/wordml" xmlns:w16cex="http://schemas.microsoft.com/office/word/2018/wordml/cex" xmlns:w16cid="http://schemas.microsoft.com/office/word/2016/wordml/cid" xmlns:w16="http://schemas.microsoft.com/office/word/2018/wordml" xmlns:w16du="http://schemas.microsoft.com/office/word/2023/wordml/word16du" xmlns:w16sdtdh="http://schemas.microsoft.com/office/word/2020/wordml/sdtdatahash" xmlns:w16sdtfl="http://schemas.microsoft.com/office/word/2024/wordml/sdtformatlock" xmlns:w16se="http://schemas.microsoft.com/office/word/2015/wordml/symex" xmlns:wpg="http://schemas.microsoft.com/office/word/2010/wordprocessingGroup" xmlns:wpi="http://schemas.microsoft.com/office/word/2010/wordprocessingInk" xmlns:wne="http://schemas.microsoft.com/office/word/2006/wordml" xmlns:wps="http://schemas.microsoft.com/office/word/2010/wordprocessingShape" mc:Ignorable="w14 w15 w16se w16cid w16 w16cex w16sdtdh w16sdtfl w16du wp14">
+<w:hdr xmlns:wpc="http://schemas.microsoft.com/office/word/2010/wordprocessingCanvas" xmlns:cx="http://schemas.microsoft.com/office/drawing/2014/chartex" xmlns:cx1="http://schemas.microsoft.com/office/drawing/2015/9/8/chartex" xmlns:cx2="http://schemas.microsoft.com/office/drawing/2015/10/21/chartex" xmlns:cx3="http://schemas.microsoft.com/office/drawing/2016/5/9/chartex" xmlns:cx4="http://schemas.microsoft.com/office/drawing/2016/5/10/chartex" xmlns:cx5="http://schemas.microsoft.com/office/drawing/2016/5/11/chartex" xmlns:cx6="http://schemas.microsoft.com/office/drawing/2016/5/12/chartex" xmlns:cx7="http://schemas.microsoft.com/office/drawing/2016/5/13/chartex" xmlns:cx8="http://schemas.microsoft.com/office/drawing/2016/5/14/chartex" xmlns:mc="http://schemas.openxmlformats.org/markup-compatibility/2006" xmlns:aink="http://schemas.microsoft.com/office/drawing/2016/ink" xmlns:am3d="http://schemas.microsoft.com/office/drawing/2017/model3d" xmlns:o="urn:schemas-microsoft-com:office:office" xmlns:oel="http://schemas.microsoft.com/office/2019/extlst" xmlns:r="http://schemas.openxmlformats.org/officeDocument/2006/relationships" xmlns:m="http://schemas.openxmlformats.org/officeDocument/2006/math" xmlns:v="urn:schemas-microsoft-com:vml" xmlns:wp14="http://schemas.microsoft.com/office/word/2010/wordprocessingDrawing" xmlns:wp="http://schemas.openxmlformats.org/drawingml/2006/wordprocessingDrawing" xmlns:w10="urn:schemas-microsoft-com:office:word" xmlns:w="http://schemas.openxmlformats.org/wordprocessingml/2006/main" xmlns:w14="http://schemas.microsoft.com/office/word/2010/wordml" xmlns:w15="http://schemas.microsoft.com/office/word/2012/wordml" xmlns:w16cex="http://schemas.microsoft.com/office/word/2018/wordml/cex" xmlns:w16cid="http://schemas.microsoft.com/office/word/2016/wordml/cid" xmlns:w16="http://schemas.microsoft.com/office/word/2018/wordml" xmlns:w16du="http://schemas.microsoft.com/office/word/2023/wordml/word16du" xmlns:w16sdtdh="http://schemas.microsoft.com/office/word/2020/wordml/sdtdatahash" xmlns:w16sdtfl="http://schemas.microsoft.com/office/word/2024/wordml/sdtformatlock" xmlns:w16se="http://schemas.microsoft.com/office/word/2015/wordml/symex" xmlns:wpg="http://schemas.microsoft.com/office/word/2010/wordprocessingGroup" xmlns:wpi="http://schemas.microsoft.com/office/word/2010/wordprocessingInk" xmlns:wne="http://schemas.microsoft.com/office/word/2006/wordml" xmlns:wps="http://schemas.microsoft.com/office/word/2010/wordprocessingShape" mc:Ignorable="w14 w15 w16se w16cid w16 w16cex w16sdtdh w16sdtfl w16du wp14">
   <w:tbl>
     <w:tblPr>
       <w:tblStyle w:val="BCBlockTable"/>
@@ -798,7 +798,7 @@
             <w:placeholder>
               <w:docPart w:val="DefaultPlaceholder_-1854013440"/>
             </w:placeholder>
-            <w:dataBinding w:prefixMappings="xmlns:ns0='urn:microsoft-dynamics-nav/reports/Tenant_Report_Defaults/2000000001/' " w:xpath="/ns0:NavWordReportXmlPart[1]/ns0:BCReportInformation[1]/ns0:ReportMetadata[1]/ns0:ReportCaption[1]" w:storeItemID="{CE73FA57-C24E-4B83-A13D-AED1F3380EC2}"/>
+            <w:dataBinding w:prefixMappings="&lt;xmlns:ns0='urn:microsoft-dynamics-nav/reports/Tenant_Report_Defaults/2000000001/' " w:xpath="/ns0:NavWordReportXmlPart[1]/ns0:BCReportInformation[1]/ns0:ReportMetadata[1]/ns0:ReportCaption[1]" w:storeItemID="{00000000-0000-0000-0000-000000000000}"/>
             <w15:color w:val="808080"/>
             <w:text/>
           </w:sdtPr>
@@ -840,7 +840,7 @@
               <w:tag w:val="#BC:InsertDataItem,BCReportInformation/CompanyMetadata/CompanyLogo"/>
               <w:id w:val="1096138144"/>
               <w:showingPlcHdr/>
-              <w:dataBinding w:prefixMappings="xmlns:ns0='urn:microsoft-dynamics-nav/reports/Tenant_Report_Defaults/2000000001/' " w:xpath="/ns0:NavWordReportXmlPart[1]/ns0:BCReportInformation[1]/ns0:CompanyMetadata[1]/ns0:CompanyLogo[1]" w:storeItemID="{CE73FA57-C24E-4B83-A13D-AED1F3380EC2}"/>
+              <w:dataBinding w:prefixMappings="&lt;xmlns:ns0='urn:microsoft-dynamics-nav/reports/Tenant_Report_Defaults/2000000001/' " w:xpath="/ns0:NavWordReportXmlPart[1]/ns0:BCReportInformation[1]/ns0:CompanyMetadata[1]/ns0:CompanyLogo[1]" w:storeItemID="{00000000-0000-0000-0000-000000000000}"/>
               <w:picture/>
             </w:sdtPr>
             <w:sdtContent>
